--- a/0_documentation/swareRqts_0.2.docx
+++ b/0_documentation/swareRqts_0.2.docx
@@ -154,6 +154,14 @@
               <w:t xml:space="preserve">Claude Sonnet 5 </w:t>
             </w:r>
           </w:p>
+          <w:p>
+            <w:r>
+              <w:rPr>
+                <w:rFonts w:eastAsia="Courier New"/>
+              </w:rPr>
+              <w:t>Claude Opus 5.5</w:t>
+            </w:r>
+          </w:p>
         </w:tc>
       </w:tr>
       <w:tr>
@@ -197,7 +205,7 @@
               <w:rPr>
                 <w:rFonts w:eastAsia="Courier New"/>
               </w:rPr>
-              <w:t>0.2</w:t>
+              <w:t>0.3</w:t>
             </w:r>
           </w:p>
         </w:tc>
@@ -243,7 +251,7 @@
               <w:rPr>
                 <w:rFonts w:eastAsia="Courier New"/>
               </w:rPr>
-              <w:t>2026-07-28</w:t>
+              <w:t>2026-10-09</w:t>
             </w:r>
           </w:p>
         </w:tc>
@@ -840,31 +848,47 @@
         <w:pStyle w:val="ListParagraph"/>
       </w:pPr>
       <w:r>
-        <w:t>All recent news / current news digest</w:t>
-      </w:r>
-    </w:p>
-    <w:p>
-      <w:pPr>
-        <w:pStyle w:val="ListParagraph"/>
-      </w:pPr>
-      <w:r>
-        <w:t>Domain (LEO, GEO, lunar, deep space)</w:t>
-      </w:r>
-    </w:p>
-    <w:p>
-      <w:pPr>
-        <w:pStyle w:val="ListParagraph"/>
-      </w:pPr>
-      <w:r>
-        <w:t>Function (commercial, research, defence)</w:t>
-      </w:r>
-    </w:p>
-    <w:p>
-      <w:pPr>
-        <w:pStyle w:val="ListParagraph"/>
-      </w:pPr>
-      <w:r>
-        <w:t>Country of origin (launching/licensing state)</w:t>
+        <w:t>All recent news / current news digest, excluding filler (entertainment, shopping, recurring daily features and agency admin notices)</w:t>
+      </w:r>
+    </w:p>
+    <w:p>
+      <w:pPr>
+        <w:pStyle w:val="ListParagraph"/>
+      </w:pPr>
+      <w:r>
+        <w:t>Activity (launches, ground segment, deep space, on-orbit)</w:t>
+      </w:r>
+    </w:p>
+    <w:p>
+      <w:pPr>
+        <w:pStyle w:val="ListParagraph"/>
+      </w:pPr>
+      <w:r>
+        <w:t>Function (finance, organisations — policy, contracts and industry — and defence)</w:t>
+      </w:r>
+    </w:p>
+    <w:p>
+      <w:pPr>
+        <w:pStyle w:val="ListParagraph"/>
+      </w:pPr>
+      <w:r>
+        <w:t>Public interest (skywatching, Earth observation)</w:t>
+      </w:r>
+    </w:p>
+    <w:p>
+      <w:pPr>
+        <w:pStyle w:val="ListParagraph"/>
+      </w:pPr>
+      <w:r>
+        <w:t>Article count per topic shown at a glance alongside the filters</w:t>
+      </w:r>
+    </w:p>
+    <w:p>
+      <w:pPr>
+        <w:pStyle w:val="ListParagraph"/>
+      </w:pPr>
+      <w:r>
+        <w:t>News retained for six months, so the store stays bounded</w:t>
       </w:r>
     </w:p>
     <w:p>
